--- a/docs/fr/Chapter_V_Prospective_Scenarios_2026_2030.docx
+++ b/docs/fr/Chapter_V_Prospective_Scenarios_2026_2030.docx
@@ -217,7 +217,7 @@
           <w:sz w:val="36"/>
           <w:szCs w:val="36"/>
         </w:rPr>
-        <w:t>77%</w:t>
+        <w:t>78,9%</w:t>
       </w:r>
       <w:r>
         <w:rPr>
@@ -257,7 +257,7 @@
           <w:sz w:val="36"/>
           <w:szCs w:val="36"/>
         </w:rPr>
-        <w:t>3.4:1</w:t>
+        <w:t>3.47:1</w:t>
       </w:r>
       <w:r>
         <w:rPr>
@@ -1382,7 +1382,7 @@
         <w:rPr>
           <w:lang w:val="en-US"/>
         </w:rPr>
-        <w:t>increases from 3.4:1 (2025) to 3–4:1 (2030). The gap widens moderately as the C(r) (compute) factor increases on the US side while energy costs E(r) weigh on the EU side.</w:t>
+        <w:t>increases from 3.47:1 (2025) to 3–4:1 (2030). The gap widens moderately as the C(r) (compute) factor increases on the US side while energy costs E(r) weigh on the EU side.</w:t>
       </w:r>
     </w:p>
     <w:p>
